--- a/Practical 4/Practical 4.docx
+++ b/Practical 4/Practical 4.docx
@@ -1,6 +1,6 @@
 
 <file path=word/document.xml><?xml version="1.0" encoding="utf-8"?>
-<w:document xmlns:wpc="http://schemas.microsoft.com/office/word/2010/wordprocessingCanvas" xmlns:cx="http://schemas.microsoft.com/office/drawing/2014/chartex" xmlns:cx1="http://schemas.microsoft.com/office/drawing/2015/9/8/chartex" xmlns:cx2="http://schemas.microsoft.com/office/drawing/2015/10/21/chartex" xmlns:cx3="http://schemas.microsoft.com/office/drawing/2016/5/9/chartex" xmlns:cx4="http://schemas.microsoft.com/office/drawing/2016/5/10/chartex" xmlns:cx5="http://schemas.microsoft.com/office/drawing/2016/5/11/chartex" xmlns:cx6="http://schemas.microsoft.com/office/drawing/2016/5/12/chartex" xmlns:cx7="http://schemas.microsoft.com/office/drawing/2016/5/13/chartex" xmlns:cx8="http://schemas.microsoft.com/office/drawing/2016/5/14/chartex" xmlns:mc="http://schemas.openxmlformats.org/markup-compatibility/2006" xmlns:aink="http://schemas.microsoft.com/office/drawing/2016/ink" xmlns:am3d="http://schemas.microsoft.com/office/drawing/2017/model3d" xmlns:o="urn:schemas-microsoft-com:office:office" xmlns:oel="http://schemas.microsoft.com/office/2019/extlst" xmlns:r="http://schemas.openxmlformats.org/officeDocument/2006/relationships" xmlns:m="http://schemas.openxmlformats.org/officeDocument/2006/math" xmlns:v="urn:schemas-microsoft-com:vml" xmlns:wp14="http://schemas.microsoft.com/office/word/2010/wordprocessingDrawing" xmlns:wp="http://schemas.openxmlformats.org/drawingml/2006/wordprocessingDrawing" xmlns:w10="urn:schemas-microsoft-com:office:word" xmlns:w="http://schemas.openxmlformats.org/wordprocessingml/2006/main" xmlns:w14="http://schemas.microsoft.com/office/word/2010/wordml" xmlns:w15="http://schemas.microsoft.com/office/word/2012/wordml" xmlns:w16cei="http://schemas.microsoft.com/office/word/2026/wordml/cei" xmlns:w16cex="http://schemas.microsoft.com/office/word/2018/wordml/cex" xmlns:w16cid="http://schemas.microsoft.com/office/word/2016/wordml/cid" xmlns:w16="http://schemas.microsoft.com/office/word/2018/wordml" xmlns:w16du="http://schemas.microsoft.com/office/word/2023/wordml/word16du" xmlns:w16sdtdh="http://schemas.microsoft.com/office/word/2020/wordml/sdtdatahash" xmlns:w16sdtfl="http://schemas.microsoft.com/office/word/2024/wordml/sdtformatlock" xmlns:w16se="http://schemas.microsoft.com/office/word/2015/wordml/symex" xmlns:wpg="http://schemas.microsoft.com/office/word/2010/wordprocessingGroup" xmlns:wpi="http://schemas.microsoft.com/office/word/2010/wordprocessingInk" xmlns:wne="http://schemas.microsoft.com/office/word/2006/wordml" xmlns:wps="http://schemas.microsoft.com/office/word/2010/wordprocessingShape" mc:Ignorable="w14 w15 w16se w16cid w16 w16cex w16sdtdh w16sdtfl w16du wp14">
+<w:document xmlns:wpc="http://schemas.microsoft.com/office/word/2010/wordprocessingCanvas" xmlns:cx="http://schemas.microsoft.com/office/drawing/2014/chartex" xmlns:cx1="http://schemas.microsoft.com/office/drawing/2015/9/8/chartex" xmlns:cx2="http://schemas.microsoft.com/office/drawing/2015/10/21/chartex" xmlns:cx3="http://schemas.microsoft.com/office/drawing/2016/5/9/chartex" xmlns:cx4="http://schemas.microsoft.com/office/drawing/2016/5/10/chartex" xmlns:cx5="http://schemas.microsoft.com/office/drawing/2016/5/11/chartex" xmlns:cx6="http://schemas.microsoft.com/office/drawing/2016/5/12/chartex" xmlns:cx7="http://schemas.microsoft.com/office/drawing/2016/5/13/chartex" xmlns:cx8="http://schemas.microsoft.com/office/drawing/2016/5/14/chartex" xmlns:mc="http://schemas.openxmlformats.org/markup-compatibility/2006" xmlns:aink="http://schemas.microsoft.com/office/drawing/2016/ink" xmlns:am3d="http://schemas.microsoft.com/office/drawing/2017/model3d" xmlns:o="urn:schemas-microsoft-com:office:office" xmlns:oel="http://schemas.microsoft.com/office/2019/extlst" xmlns:r="http://schemas.openxmlformats.org/officeDocument/2006/relationships" xmlns:m="http://schemas.openxmlformats.org/officeDocument/2006/math" xmlns:v="urn:schemas-microsoft-com:vml" xmlns:wp14="http://schemas.microsoft.com/office/word/2010/wordprocessingDrawing" xmlns:wp="http://schemas.openxmlformats.org/drawingml/2006/wordprocessingDrawing" xmlns:w10="urn:schemas-microsoft-com:office:word" xmlns:w="http://schemas.openxmlformats.org/wordprocessingml/2006/main" xmlns:w14="http://schemas.microsoft.com/office/word/2010/wordml" xmlns:w15="http://schemas.microsoft.com/office/word/2012/wordml" xmlns:w16cex="http://schemas.microsoft.com/office/word/2018/wordml/cex" xmlns:w16cid="http://schemas.microsoft.com/office/word/2016/wordml/cid" xmlns:w16="http://schemas.microsoft.com/office/word/2018/wordml" xmlns:w16du="http://schemas.microsoft.com/office/word/2023/wordml/word16du" xmlns:w16sdtdh="http://schemas.microsoft.com/office/word/2020/wordml/sdtdatahash" xmlns:w16sdtfl="http://schemas.microsoft.com/office/word/2024/wordml/sdtformatlock" xmlns:w16se="http://schemas.microsoft.com/office/word/2015/wordml/symex" xmlns:wpg="http://schemas.microsoft.com/office/word/2010/wordprocessingGroup" xmlns:wpi="http://schemas.microsoft.com/office/word/2010/wordprocessingInk" xmlns:wne="http://schemas.microsoft.com/office/word/2006/wordml" xmlns:wps="http://schemas.microsoft.com/office/word/2010/wordprocessingShape" mc:Ignorable="w14 w15 w16se w16cid w16 w16cex w16sdtdh w16sdtfl w16du wp14">
   <w:body>
     <w:p>
       <w:pPr>
@@ -15,17 +15,428 @@
       </w:pPr>
       <w:r>
         <w:rPr>
+          <w:noProof/>
+        </w:rPr>
+        <w:drawing>
+          <wp:inline distT="0" distB="0" distL="0" distR="0" wp14:anchorId="39116D01" wp14:editId="6C8F8E43">
+            <wp:extent cx="5731510" cy="1049655"/>
+            <wp:effectExtent l="0" t="0" r="2540" b="0"/>
+            <wp:docPr id="1691815339" name="Picture 1"/>
+            <wp:cNvGraphicFramePr>
+              <a:graphicFrameLocks xmlns:a="http://schemas.openxmlformats.org/drawingml/2006/main" noChangeAspect="1"/>
+            </wp:cNvGraphicFramePr>
+            <a:graphic xmlns:a="http://schemas.openxmlformats.org/drawingml/2006/main">
+              <a:graphicData uri="http://schemas.openxmlformats.org/drawingml/2006/picture">
+                <pic:pic xmlns:pic="http://schemas.openxmlformats.org/drawingml/2006/picture">
+                  <pic:nvPicPr>
+                    <pic:cNvPr id="0" name="Picture 1"/>
+                    <pic:cNvPicPr>
+                      <a:picLocks noChangeAspect="1" noChangeArrowheads="1"/>
+                    </pic:cNvPicPr>
+                  </pic:nvPicPr>
+                  <pic:blipFill>
+                    <a:blip r:embed="rId7">
+                      <a:extLst>
+                        <a:ext uri="{28A0092B-C50C-407E-A947-70E740481C1C}">
+                          <a14:useLocalDpi xmlns:a14="http://schemas.microsoft.com/office/drawing/2010/main" val="0"/>
+                        </a:ext>
+                      </a:extLst>
+                    </a:blip>
+                    <a:srcRect/>
+                    <a:stretch>
+                      <a:fillRect/>
+                    </a:stretch>
+                  </pic:blipFill>
+                  <pic:spPr bwMode="auto">
+                    <a:xfrm>
+                      <a:off x="0" y="0"/>
+                      <a:ext cx="5731510" cy="1049655"/>
+                    </a:xfrm>
+                    <a:prstGeom prst="rect">
+                      <a:avLst/>
+                    </a:prstGeom>
+                    <a:noFill/>
+                    <a:ln>
+                      <a:noFill/>
+                    </a:ln>
+                  </pic:spPr>
+                </pic:pic>
+              </a:graphicData>
+            </a:graphic>
+          </wp:inline>
+        </w:drawing>
+      </w:r>
+    </w:p>
+    <w:p>
+      <w:pPr>
+        <w:jc w:val="center"/>
+        <w:rPr>
           <w:b/>
           <w:bCs/>
           <w:sz w:val="32"/>
           <w:u w:val="single"/>
           <w:lang w:val="en-US"/>
         </w:rPr>
+      </w:pPr>
+    </w:p>
+    <w:p>
+      <w:pPr>
+        <w:jc w:val="center"/>
+        <w:rPr>
+          <w:rFonts w:ascii="Times New Roman" w:hAnsi="Times New Roman" w:cs="Times New Roman"/>
+          <w:b/>
+          <w:bCs/>
+          <w:sz w:val="28"/>
+          <w:lang w:val="en-US"/>
+        </w:rPr>
+      </w:pPr>
+      <w:r>
+        <w:rPr>
+          <w:rFonts w:ascii="Times New Roman" w:hAnsi="Times New Roman" w:cs="Times New Roman"/>
+          <w:b/>
+          <w:bCs/>
+          <w:sz w:val="28"/>
+          <w:lang w:val="en-US"/>
+        </w:rPr>
+        <w:t>FACULTY OF TECHNOLOGY AND ENGINEERING</w:t>
+      </w:r>
+    </w:p>
+    <w:p>
+      <w:pPr>
+        <w:jc w:val="center"/>
+        <w:rPr>
+          <w:rFonts w:ascii="Times New Roman" w:hAnsi="Times New Roman" w:cs="Times New Roman"/>
+          <w:b/>
+          <w:bCs/>
+          <w:sz w:val="28"/>
+          <w:lang w:val="en-US"/>
+        </w:rPr>
+      </w:pPr>
+      <w:r>
+        <w:rPr>
+          <w:rFonts w:ascii="Times New Roman" w:hAnsi="Times New Roman" w:cs="Times New Roman"/>
+          <w:b/>
+          <w:bCs/>
+          <w:sz w:val="28"/>
+          <w:lang w:val="en-US"/>
+        </w:rPr>
+        <w:t>DEVANG PATEL INSTITUTE OF ADVANCED TECHNOLOGY AND RESEARCH</w:t>
+      </w:r>
+    </w:p>
+    <w:p>
+      <w:pPr>
+        <w:jc w:val="center"/>
+        <w:rPr>
+          <w:rFonts w:ascii="Times New Roman" w:hAnsi="Times New Roman" w:cs="Times New Roman"/>
+          <w:b/>
+          <w:bCs/>
+          <w:sz w:val="28"/>
+          <w:lang w:val="en-US"/>
+        </w:rPr>
+      </w:pPr>
+    </w:p>
+    <w:p>
+      <w:pPr>
+        <w:jc w:val="center"/>
+        <w:rPr>
+          <w:rFonts w:ascii="Times New Roman" w:hAnsi="Times New Roman" w:cs="Times New Roman"/>
+          <w:b/>
+          <w:bCs/>
+          <w:sz w:val="28"/>
+          <w:lang w:val="en-US"/>
+        </w:rPr>
+      </w:pPr>
+      <w:r>
+        <w:rPr>
+          <w:rFonts w:ascii="Times New Roman" w:hAnsi="Times New Roman" w:cs="Times New Roman"/>
+          <w:b/>
+          <w:bCs/>
+          <w:sz w:val="28"/>
+          <w:lang w:val="en-US"/>
+        </w:rPr>
+        <w:t>DEPARTMENT OF INFORMATION TECHNOLOGY</w:t>
+      </w:r>
+    </w:p>
+    <w:p>
+      <w:pPr>
+        <w:jc w:val="center"/>
+        <w:rPr>
+          <w:rFonts w:ascii="Times New Roman" w:hAnsi="Times New Roman" w:cs="Times New Roman"/>
+          <w:b/>
+          <w:bCs/>
+          <w:sz w:val="28"/>
+          <w:lang w:val="en-US"/>
+        </w:rPr>
+      </w:pPr>
+    </w:p>
+    <w:p>
+      <w:pPr>
+        <w:jc w:val="center"/>
+        <w:rPr>
+          <w:rFonts w:ascii="Times New Roman" w:hAnsi="Times New Roman" w:cs="Times New Roman"/>
+          <w:b/>
+          <w:bCs/>
+          <w:sz w:val="28"/>
+          <w:lang w:val="en-US"/>
+        </w:rPr>
+      </w:pPr>
+      <w:r>
+        <w:rPr>
+          <w:rFonts w:ascii="Times New Roman" w:hAnsi="Times New Roman" w:cs="Times New Roman"/>
+          <w:b/>
+          <w:bCs/>
+          <w:sz w:val="28"/>
+          <w:lang w:val="en-US"/>
+        </w:rPr>
+        <w:t>A.Y 2026-27 Semester-3</w:t>
+      </w:r>
+    </w:p>
+    <w:p>
+      <w:pPr>
+        <w:jc w:val="center"/>
+        <w:rPr>
+          <w:rFonts w:ascii="Times New Roman" w:hAnsi="Times New Roman" w:cs="Times New Roman"/>
+          <w:b/>
+          <w:bCs/>
+          <w:sz w:val="28"/>
+          <w:lang w:val="en-US"/>
+        </w:rPr>
+      </w:pPr>
+    </w:p>
+    <w:p>
+      <w:pPr>
+        <w:jc w:val="center"/>
+        <w:rPr>
+          <w:rFonts w:ascii="Times New Roman" w:hAnsi="Times New Roman" w:cs="Times New Roman"/>
+          <w:b/>
+          <w:bCs/>
+          <w:sz w:val="28"/>
+          <w:lang w:val="en-US"/>
+        </w:rPr>
+      </w:pPr>
+      <w:r>
+        <w:rPr>
+          <w:rFonts w:ascii="Times New Roman" w:hAnsi="Times New Roman" w:cs="Times New Roman"/>
+          <w:b/>
+          <w:bCs/>
+          <w:sz w:val="28"/>
+          <w:lang w:val="en-US"/>
+        </w:rPr>
+        <w:t>LAB MANUAL</w:t>
+      </w:r>
+    </w:p>
+    <w:p>
+      <w:pPr>
+        <w:jc w:val="center"/>
+        <w:rPr>
+          <w:rFonts w:ascii="Times New Roman" w:hAnsi="Times New Roman" w:cs="Times New Roman"/>
+          <w:b/>
+          <w:bCs/>
+          <w:sz w:val="28"/>
+          <w:lang w:val="en-US"/>
+        </w:rPr>
+      </w:pPr>
+    </w:p>
+    <w:p>
+      <w:pPr>
+        <w:jc w:val="center"/>
+        <w:rPr>
+          <w:rFonts w:ascii="Times New Roman" w:hAnsi="Times New Roman" w:cs="Times New Roman"/>
+          <w:b/>
+          <w:bCs/>
+          <w:sz w:val="28"/>
+          <w:lang w:val="en-US"/>
+        </w:rPr>
+      </w:pPr>
+      <w:r>
+        <w:rPr>
+          <w:rFonts w:ascii="Times New Roman" w:hAnsi="Times New Roman" w:cs="Times New Roman"/>
+          <w:b/>
+          <w:bCs/>
+          <w:sz w:val="28"/>
+          <w:lang w:val="en-US"/>
+        </w:rPr>
+        <w:t>CSUC201: Fundamentals of Data Structure and Algorithms</w:t>
+      </w:r>
+    </w:p>
+    <w:p>
+      <w:pPr>
+        <w:jc w:val="center"/>
+        <w:rPr>
+          <w:rFonts w:ascii="Times New Roman" w:hAnsi="Times New Roman" w:cs="Times New Roman"/>
+          <w:b/>
+          <w:bCs/>
+          <w:sz w:val="28"/>
+          <w:lang w:val="en-US"/>
+        </w:rPr>
+      </w:pPr>
+    </w:p>
+    <w:p>
+      <w:pPr>
+        <w:jc w:val="center"/>
+        <w:rPr>
+          <w:rFonts w:ascii="Times New Roman" w:hAnsi="Times New Roman" w:cs="Times New Roman"/>
+          <w:b/>
+          <w:bCs/>
+          <w:sz w:val="28"/>
+          <w:lang w:val="en-US"/>
+        </w:rPr>
+      </w:pPr>
+    </w:p>
+    <w:p>
+      <w:pPr>
+        <w:jc w:val="center"/>
+        <w:rPr>
+          <w:rFonts w:ascii="Times New Roman" w:hAnsi="Times New Roman" w:cs="Times New Roman"/>
+          <w:b/>
+          <w:bCs/>
+          <w:sz w:val="32"/>
+          <w:lang w:val="en-US"/>
+        </w:rPr>
+      </w:pPr>
+      <w:r>
+        <w:rPr>
+          <w:rFonts w:ascii="Arial" w:hAnsi="Arial" w:cs="Arial"/>
+          <w:b/>
+          <w:bCs/>
+          <w:noProof/>
+          <w:color w:val="000000"/>
+          <w:sz w:val="32"/>
+          <w:szCs w:val="32"/>
+          <w:bdr w:val="none" w:sz="0" w:space="0" w:color="auto" w:frame="1"/>
+        </w:rPr>
+        <w:drawing>
+          <wp:inline distT="0" distB="0" distL="0" distR="0" wp14:anchorId="5A518471" wp14:editId="0452D6AB">
+            <wp:extent cx="3067050" cy="2413000"/>
+            <wp:effectExtent l="0" t="0" r="0" b="6350"/>
+            <wp:docPr id="803541553" name="Picture 2"/>
+            <wp:cNvGraphicFramePr>
+              <a:graphicFrameLocks xmlns:a="http://schemas.openxmlformats.org/drawingml/2006/main" noChangeAspect="1"/>
+            </wp:cNvGraphicFramePr>
+            <a:graphic xmlns:a="http://schemas.openxmlformats.org/drawingml/2006/main">
+              <a:graphicData uri="http://schemas.openxmlformats.org/drawingml/2006/picture">
+                <pic:pic xmlns:pic="http://schemas.openxmlformats.org/drawingml/2006/picture">
+                  <pic:nvPicPr>
+                    <pic:cNvPr id="0" name="Picture 3"/>
+                    <pic:cNvPicPr>
+                      <a:picLocks noChangeAspect="1" noChangeArrowheads="1"/>
+                    </pic:cNvPicPr>
+                  </pic:nvPicPr>
+                  <pic:blipFill>
+                    <a:blip r:embed="rId8">
+                      <a:extLst>
+                        <a:ext uri="{28A0092B-C50C-407E-A947-70E740481C1C}">
+                          <a14:useLocalDpi xmlns:a14="http://schemas.microsoft.com/office/drawing/2010/main" val="0"/>
+                        </a:ext>
+                      </a:extLst>
+                    </a:blip>
+                    <a:srcRect/>
+                    <a:stretch>
+                      <a:fillRect/>
+                    </a:stretch>
+                  </pic:blipFill>
+                  <pic:spPr bwMode="auto">
+                    <a:xfrm>
+                      <a:off x="0" y="0"/>
+                      <a:ext cx="3067050" cy="2413000"/>
+                    </a:xfrm>
+                    <a:prstGeom prst="rect">
+                      <a:avLst/>
+                    </a:prstGeom>
+                    <a:noFill/>
+                    <a:ln>
+                      <a:noFill/>
+                    </a:ln>
+                  </pic:spPr>
+                </pic:pic>
+              </a:graphicData>
+            </a:graphic>
+          </wp:inline>
+        </w:drawing>
+      </w:r>
+    </w:p>
+    <w:p>
+      <w:pPr>
+        <w:rPr>
+          <w:b/>
+          <w:bCs/>
+          <w:sz w:val="32"/>
+          <w:u w:val="single"/>
+          <w:lang w:val="en-US"/>
+        </w:rPr>
+      </w:pPr>
+    </w:p>
+    <w:p>
+      <w:pPr>
+        <w:jc w:val="center"/>
+        <w:rPr>
+          <w:b/>
+          <w:bCs/>
+          <w:sz w:val="32"/>
+          <w:u w:val="single"/>
+          <w:lang w:val="en-US"/>
+        </w:rPr>
+      </w:pPr>
+      <w:r>
+        <w:rPr>
+          <w:b/>
+          <w:bCs/>
+          <w:sz w:val="32"/>
+          <w:u w:val="single"/>
+          <w:lang w:val="en-US"/>
+        </w:rPr>
+        <w:lastRenderedPageBreak/>
         <w:t>Practical 4</w:t>
       </w:r>
     </w:p>
     <w:p>
       <w:pPr>
+        <w:rPr>
+          <w:b/>
+          <w:bCs/>
+          <w:sz w:val="28"/>
+          <w:u w:val="single"/>
+          <w:lang w:val="en-US"/>
+        </w:rPr>
+      </w:pPr>
+      <w:r>
+        <w:rPr>
+          <w:b/>
+          <w:bCs/>
+          <w:sz w:val="28"/>
+          <w:u w:val="single"/>
+          <w:lang w:val="en-US"/>
+        </w:rPr>
+        <w:t>Practical AIM:</w:t>
+      </w:r>
+    </w:p>
+    <w:p>
+      <w:pPr>
+        <w:rPr>
+          <w:lang w:val="en-US"/>
+        </w:rPr>
+      </w:pPr>
+      <w:r>
+        <w:rPr>
+          <w:lang w:val="en-US"/>
+        </w:rPr>
+        <w:t>To implement core singly linked list operations and develop the ability to manipulate dynamic</w:t>
+      </w:r>
+      <w:r>
+        <w:rPr>
+          <w:lang w:val="en-US"/>
+        </w:rPr>
+        <w:t xml:space="preserve"> </w:t>
+      </w:r>
+      <w:r>
+        <w:rPr>
+          <w:lang w:val="en-US"/>
+        </w:rPr>
+        <w:t>sequences through real-world problem scenarios.</w:t>
+      </w:r>
+    </w:p>
+    <w:p>
+      <w:pPr>
         <w:jc w:val="center"/>
         <w:rPr>
           <w:b/>
@@ -64,6 +475,113 @@
           <w:u w:val="single"/>
           <w:lang w:val="en-US"/>
         </w:rPr>
+        <w:t>Problem Definition:</w:t>
+      </w:r>
+    </w:p>
+    <w:p>
+      <w:pPr>
+        <w:rPr>
+          <w:lang w:val="en-US"/>
+        </w:rPr>
+      </w:pPr>
+      <w:r>
+        <w:rPr>
+          <w:lang w:val="en-US"/>
+        </w:rPr>
+        <w:t>A hospital manages a queue of patient tokens. New critical patients must be added to the front,</w:t>
+      </w:r>
+      <w:r>
+        <w:rPr>
+          <w:lang w:val="en-US"/>
+        </w:rPr>
+        <w:t xml:space="preserve"> </w:t>
+      </w:r>
+      <w:r>
+        <w:rPr>
+          <w:lang w:val="en-US"/>
+        </w:rPr>
+        <w:t>routine patients are added to the end, and occasionally a patient with a priority number must be</w:t>
+      </w:r>
+      <w:r>
+        <w:rPr>
+          <w:lang w:val="en-US"/>
+        </w:rPr>
+        <w:t xml:space="preserve"> </w:t>
+      </w:r>
+      <w:r>
+        <w:rPr>
+          <w:lang w:val="en-US"/>
+        </w:rPr>
+        <w:t>inserted at a specific position in the queue. Given a sequence of such operations, implement all</w:t>
+      </w:r>
+      <w:r>
+        <w:rPr>
+          <w:lang w:val="en-US"/>
+        </w:rPr>
+        <w:t xml:space="preserve"> </w:t>
+      </w:r>
+      <w:r>
+        <w:rPr>
+          <w:lang w:val="en-US"/>
+        </w:rPr>
+        <w:t>three insertion types and print the final queue after each operation.</w:t>
+      </w:r>
+    </w:p>
+    <w:p>
+      <w:pPr>
+        <w:rPr>
+          <w:lang w:val="en-US"/>
+        </w:rPr>
+      </w:pPr>
+      <w:r>
+        <w:rPr>
+          <w:lang w:val="en-US"/>
+        </w:rPr>
+        <w:t>Describe how your insertion at a specific position works. What does your solution do if the</w:t>
+      </w:r>
+      <w:r>
+        <w:rPr>
+          <w:lang w:val="en-US"/>
+        </w:rPr>
+        <w:t xml:space="preserve"> </w:t>
+      </w:r>
+      <w:r>
+        <w:rPr>
+          <w:lang w:val="en-US"/>
+        </w:rPr>
+        <w:t>position given is greater than the current length of the queue? Is that handled explicitly or does it</w:t>
+      </w:r>
+      <w:r>
+        <w:rPr>
+          <w:lang w:val="en-US"/>
+        </w:rPr>
+        <w:t xml:space="preserve"> </w:t>
+      </w:r>
+      <w:r>
+        <w:rPr>
+          <w:lang w:val="en-US"/>
+        </w:rPr>
+        <w:t>cause an error?</w:t>
+      </w:r>
+    </w:p>
+    <w:p>
+      <w:pPr>
+        <w:rPr>
+          <w:b/>
+          <w:bCs/>
+          <w:sz w:val="28"/>
+          <w:u w:val="single"/>
+          <w:lang w:val="en-US"/>
+        </w:rPr>
+      </w:pPr>
+      <w:r>
+        <w:rPr>
+          <w:b/>
+          <w:bCs/>
+          <w:sz w:val="28"/>
+          <w:u w:val="single"/>
+          <w:lang w:val="en-US"/>
+        </w:rPr>
         <w:t>Problem faced:</w:t>
       </w:r>
     </w:p>
@@ -99,11 +617,6 @@
       </w:r>
     </w:p>
     <w:p>
-      <w:pPr>
-        <w:rPr>
-          <w:lang w:val="en-US"/>
-        </w:rPr>
-      </w:pPr>
       <w:r>
         <w:t xml:space="preserve">I used a temporary pointer temp to reach the node before the required position. Then I connected the new node using </w:t>
       </w:r>
@@ -126,6 +639,25 @@
     </w:p>
     <w:p>
       <w:pPr>
+        <w:rPr>
+          <w:b/>
+          <w:bCs/>
+          <w:sz w:val="28"/>
+          <w:u w:val="single"/>
+        </w:rPr>
+      </w:pPr>
+      <w:r>
+        <w:rPr>
+          <w:b/>
+          <w:bCs/>
+          <w:sz w:val="28"/>
+          <w:u w:val="single"/>
+        </w:rPr>
+        <w:t>Output:</w:t>
+      </w:r>
+    </w:p>
+    <w:p>
+      <w:pPr>
         <w:jc w:val="center"/>
         <w:rPr>
           <w:b/>
@@ -143,17 +675,170 @@
           <w:u w:val="single"/>
           <w:lang w:val="en-US"/>
         </w:rPr>
-        <w:t>Practical 4.</w:t>
-      </w:r>
-      <w:r>
-        <w:rPr>
-          <w:b/>
-          <w:bCs/>
-          <w:sz w:val="28"/>
-          <w:u w:val="single"/>
-          <w:lang w:val="en-US"/>
-        </w:rPr>
-        <w:t>2</w:t>
+        <w:drawing>
+          <wp:inline distT="0" distB="0" distL="0" distR="0" wp14:anchorId="423CC941" wp14:editId="31018800">
+            <wp:extent cx="3092609" cy="1092256"/>
+            <wp:effectExtent l="0" t="0" r="0" b="0"/>
+            <wp:docPr id="713263598" name="Picture 1"/>
+            <wp:cNvGraphicFramePr>
+              <a:graphicFrameLocks xmlns:a="http://schemas.openxmlformats.org/drawingml/2006/main" noChangeAspect="1"/>
+            </wp:cNvGraphicFramePr>
+            <a:graphic xmlns:a="http://schemas.openxmlformats.org/drawingml/2006/main">
+              <a:graphicData uri="http://schemas.openxmlformats.org/drawingml/2006/picture">
+                <pic:pic xmlns:pic="http://schemas.openxmlformats.org/drawingml/2006/picture">
+                  <pic:nvPicPr>
+                    <pic:cNvPr id="713263598" name=""/>
+                    <pic:cNvPicPr/>
+                  </pic:nvPicPr>
+                  <pic:blipFill>
+                    <a:blip r:embed="rId9"/>
+                    <a:stretch>
+                      <a:fillRect/>
+                    </a:stretch>
+                  </pic:blipFill>
+                  <pic:spPr>
+                    <a:xfrm>
+                      <a:off x="0" y="0"/>
+                      <a:ext cx="3092609" cy="1092256"/>
+                    </a:xfrm>
+                    <a:prstGeom prst="rect">
+                      <a:avLst/>
+                    </a:prstGeom>
+                  </pic:spPr>
+                </pic:pic>
+              </a:graphicData>
+            </a:graphic>
+          </wp:inline>
+        </w:drawing>
+      </w:r>
+    </w:p>
+    <w:p>
+      <w:pPr>
+        <w:jc w:val="center"/>
+        <w:rPr>
+          <w:b/>
+          <w:bCs/>
+          <w:sz w:val="28"/>
+          <w:u w:val="single"/>
+          <w:lang w:val="en-US"/>
+        </w:rPr>
+      </w:pPr>
+      <w:r>
+        <w:rPr>
+          <w:b/>
+          <w:bCs/>
+          <w:sz w:val="28"/>
+          <w:u w:val="single"/>
+          <w:lang w:val="en-US"/>
+        </w:rPr>
+        <w:t>Practical 4.2</w:t>
+      </w:r>
+    </w:p>
+    <w:p>
+      <w:pPr>
+        <w:rPr>
+          <w:b/>
+          <w:bCs/>
+          <w:sz w:val="28"/>
+          <w:u w:val="single"/>
+          <w:lang w:val="en-US"/>
+        </w:rPr>
+      </w:pPr>
+      <w:r>
+        <w:rPr>
+          <w:b/>
+          <w:bCs/>
+          <w:sz w:val="28"/>
+          <w:u w:val="single"/>
+          <w:lang w:val="en-US"/>
+        </w:rPr>
+        <w:t>Problem Definition:</w:t>
+      </w:r>
+    </w:p>
+    <w:p>
+      <w:pPr>
+        <w:rPr>
+          <w:lang w:val="en-US"/>
+        </w:rPr>
+      </w:pPr>
+      <w:r>
+        <w:rPr>
+          <w:lang w:val="en-US"/>
+        </w:rPr>
+        <w:t>The hospital also needs to remove a patient token from the queue when a patient leaves, print</w:t>
+      </w:r>
+      <w:r>
+        <w:rPr>
+          <w:lang w:val="en-US"/>
+        </w:rPr>
+        <w:t xml:space="preserve"> </w:t>
+      </w:r>
+      <w:r>
+        <w:rPr>
+          <w:lang w:val="en-US"/>
+        </w:rPr>
+        <w:t>all remaining tokens from last to first for an end-of-day audit, and display the full queue from</w:t>
+      </w:r>
+      <w:r>
+        <w:rPr>
+          <w:lang w:val="en-US"/>
+        </w:rPr>
+        <w:t xml:space="preserve"> </w:t>
+      </w:r>
+      <w:r>
+        <w:rPr>
+          <w:lang w:val="en-US"/>
+        </w:rPr>
+        <w:t>front to back at any point. Implement deletion by value, reverse printing, and forward traversal</w:t>
+      </w:r>
+      <w:r>
+        <w:rPr>
+          <w:lang w:val="en-US"/>
+        </w:rPr>
+        <w:t xml:space="preserve"> </w:t>
+      </w:r>
+      <w:r>
+        <w:rPr>
+          <w:lang w:val="en-US"/>
+        </w:rPr>
+        <w:t>on the same queue from Problem 4.1a.</w:t>
+      </w:r>
+    </w:p>
+    <w:p>
+      <w:pPr>
+        <w:rPr>
+          <w:lang w:val="en-US"/>
+        </w:rPr>
+      </w:pPr>
+      <w:r>
+        <w:rPr>
+          <w:lang w:val="en-US"/>
+        </w:rPr>
+        <w:t>Describe how your reverse printing works. Does it use any extra storage, or does it work purely</w:t>
+      </w:r>
+      <w:r>
+        <w:rPr>
+          <w:lang w:val="en-US"/>
+        </w:rPr>
+        <w:t xml:space="preserve"> </w:t>
+      </w:r>
+      <w:r>
+        <w:rPr>
+          <w:lang w:val="en-US"/>
+        </w:rPr>
+        <w:t>by following the links? Can you think of another way to reverse-print without modifying the</w:t>
+      </w:r>
+      <w:r>
+        <w:rPr>
+          <w:lang w:val="en-US"/>
+        </w:rPr>
+        <w:t xml:space="preserve"> </w:t>
+      </w:r>
+      <w:r>
+        <w:rPr>
+          <w:lang w:val="en-US"/>
+        </w:rPr>
+        <w:t>original queue?</w:t>
       </w:r>
     </w:p>
     <w:p>
@@ -216,6 +901,463 @@
     <w:p>
       <w:pPr>
         <w:rPr>
+          <w:b/>
+          <w:bCs/>
+          <w:sz w:val="28"/>
+          <w:u w:val="single"/>
+        </w:rPr>
+      </w:pPr>
+      <w:r>
+        <w:rPr>
+          <w:b/>
+          <w:bCs/>
+          <w:sz w:val="28"/>
+          <w:u w:val="single"/>
+        </w:rPr>
+        <w:t>Output:</w:t>
+      </w:r>
+    </w:p>
+    <w:p>
+      <w:pPr>
+        <w:jc w:val="center"/>
+        <w:rPr>
+          <w:b/>
+          <w:bCs/>
+          <w:sz w:val="28"/>
+          <w:u w:val="single"/>
+        </w:rPr>
+      </w:pPr>
+      <w:r>
+        <w:rPr>
+          <w:b/>
+          <w:bCs/>
+          <w:sz w:val="28"/>
+          <w:u w:val="single"/>
+        </w:rPr>
+        <w:drawing>
+          <wp:inline distT="0" distB="0" distL="0" distR="0" wp14:anchorId="79D156B1" wp14:editId="6EF7ADB9">
+            <wp:extent cx="2978303" cy="1085906"/>
+            <wp:effectExtent l="0" t="0" r="0" b="0"/>
+            <wp:docPr id="177638988" name="Picture 1"/>
+            <wp:cNvGraphicFramePr>
+              <a:graphicFrameLocks xmlns:a="http://schemas.openxmlformats.org/drawingml/2006/main" noChangeAspect="1"/>
+            </wp:cNvGraphicFramePr>
+            <a:graphic xmlns:a="http://schemas.openxmlformats.org/drawingml/2006/main">
+              <a:graphicData uri="http://schemas.openxmlformats.org/drawingml/2006/picture">
+                <pic:pic xmlns:pic="http://schemas.openxmlformats.org/drawingml/2006/picture">
+                  <pic:nvPicPr>
+                    <pic:cNvPr id="177638988" name=""/>
+                    <pic:cNvPicPr/>
+                  </pic:nvPicPr>
+                  <pic:blipFill>
+                    <a:blip r:embed="rId10"/>
+                    <a:stretch>
+                      <a:fillRect/>
+                    </a:stretch>
+                  </pic:blipFill>
+                  <pic:spPr>
+                    <a:xfrm>
+                      <a:off x="0" y="0"/>
+                      <a:ext cx="2978303" cy="1085906"/>
+                    </a:xfrm>
+                    <a:prstGeom prst="rect">
+                      <a:avLst/>
+                    </a:prstGeom>
+                  </pic:spPr>
+                </pic:pic>
+              </a:graphicData>
+            </a:graphic>
+          </wp:inline>
+        </w:drawing>
+      </w:r>
+    </w:p>
+    <w:p>
+      <w:pPr>
+        <w:rPr>
+          <w:b/>
+          <w:bCs/>
+          <w:sz w:val="28"/>
+          <w:u w:val="single"/>
+        </w:rPr>
+      </w:pPr>
+    </w:p>
+    <w:p>
+      <w:pPr>
+        <w:jc w:val="center"/>
+        <w:rPr>
+          <w:b/>
+          <w:bCs/>
+          <w:sz w:val="32"/>
+          <w:u w:val="single"/>
+        </w:rPr>
+      </w:pPr>
+      <w:r>
+        <w:rPr>
+          <w:b/>
+          <w:bCs/>
+          <w:sz w:val="32"/>
+          <w:u w:val="single"/>
+        </w:rPr>
+        <w:t>Key Questions</w:t>
+      </w:r>
+    </w:p>
+    <w:p>
+      <w:pPr>
+        <w:rPr>
+          <w:b/>
+          <w:bCs/>
+          <w:sz w:val="28"/>
+        </w:rPr>
+      </w:pPr>
+      <w:r>
+        <w:rPr>
+          <w:b/>
+          <w:bCs/>
+          <w:sz w:val="28"/>
+        </w:rPr>
+        <w:t>1. [Problem 1] Inserting at a position beyond the current length of the list is an invalid</w:t>
+      </w:r>
+      <w:r>
+        <w:rPr>
+          <w:b/>
+          <w:bCs/>
+          <w:sz w:val="28"/>
+        </w:rPr>
+        <w:t xml:space="preserve"> </w:t>
+      </w:r>
+      <w:r>
+        <w:rPr>
+          <w:b/>
+          <w:bCs/>
+          <w:sz w:val="28"/>
+        </w:rPr>
+        <w:t>operation. Should your solution silently insert at the end, report an error, or do something</w:t>
+      </w:r>
+      <w:r>
+        <w:rPr>
+          <w:b/>
+          <w:bCs/>
+          <w:sz w:val="28"/>
+        </w:rPr>
+        <w:t xml:space="preserve"> </w:t>
+      </w:r>
+      <w:r>
+        <w:rPr>
+          <w:b/>
+          <w:bCs/>
+          <w:sz w:val="28"/>
+        </w:rPr>
+        <w:t>else entirely? Justify your choice and explain what assumption about the caller your</w:t>
+      </w:r>
+      <w:r>
+        <w:rPr>
+          <w:b/>
+          <w:bCs/>
+          <w:sz w:val="28"/>
+        </w:rPr>
+        <w:t xml:space="preserve"> </w:t>
+      </w:r>
+      <w:r>
+        <w:rPr>
+          <w:b/>
+          <w:bCs/>
+          <w:sz w:val="28"/>
+        </w:rPr>
+        <w:t>choice makes.</w:t>
+      </w:r>
+    </w:p>
+    <w:p>
+      <w:pPr>
+        <w:rPr>
+          <w:b/>
+          <w:bCs/>
+          <w:sz w:val="28"/>
+        </w:rPr>
+      </w:pPr>
+      <w:r>
+        <w:rPr>
+          <w:b/>
+          <w:bCs/>
+          <w:sz w:val="28"/>
+        </w:rPr>
+        <w:t xml:space="preserve">ANS: </w:t>
+      </w:r>
+    </w:p>
+    <w:p>
+      <w:pPr>
+        <w:rPr>
+          <w:sz w:val="28"/>
+        </w:rPr>
+      </w:pPr>
+      <w:r>
+        <w:rPr>
+          <w:sz w:val="28"/>
+        </w:rPr>
+        <w:t xml:space="preserve">Inserting beyond the current length should </w:t>
+      </w:r>
+      <w:r>
+        <w:rPr>
+          <w:b/>
+          <w:bCs/>
+          <w:sz w:val="28"/>
+        </w:rPr>
+        <w:t>report an error</w:t>
+      </w:r>
+      <w:r>
+        <w:rPr>
+          <w:sz w:val="28"/>
+        </w:rPr>
+        <w:t xml:space="preserve"> rather than silently inserting at the end.</w:t>
+      </w:r>
+      <w:r>
+        <w:rPr>
+          <w:sz w:val="28"/>
+        </w:rPr>
+        <w:t xml:space="preserve"> </w:t>
+      </w:r>
+      <w:r>
+        <w:rPr>
+          <w:sz w:val="28"/>
+        </w:rPr>
+        <w:t>This helps detect invalid input and prevents unexpected changes to the list.</w:t>
+      </w:r>
+      <w:r>
+        <w:rPr>
+          <w:sz w:val="28"/>
+        </w:rPr>
+        <w:t xml:space="preserve"> </w:t>
+      </w:r>
+      <w:r>
+        <w:rPr>
+          <w:sz w:val="28"/>
+        </w:rPr>
+        <w:t>The caller is assumed to provide a valid position within the current list range.</w:t>
+      </w:r>
+      <w:r>
+        <w:rPr>
+          <w:sz w:val="28"/>
+        </w:rPr>
+        <w:t xml:space="preserve"> </w:t>
+      </w:r>
+      <w:r>
+        <w:rPr>
+          <w:sz w:val="28"/>
+        </w:rPr>
+        <w:t>For example, if the length is 5, inserting at position 7 should be rejected.</w:t>
+      </w:r>
+    </w:p>
+    <w:p>
+      <w:pPr>
+        <w:rPr>
+          <w:b/>
+          <w:bCs/>
+          <w:sz w:val="28"/>
+        </w:rPr>
+      </w:pPr>
+      <w:r>
+        <w:rPr>
+          <w:b/>
+          <w:bCs/>
+          <w:sz w:val="28"/>
+        </w:rPr>
+        <w:t>2. [Problem 2] If the node to be deleted is the only node in the list, how many pointers need</w:t>
+      </w:r>
+      <w:r>
+        <w:rPr>
+          <w:b/>
+          <w:bCs/>
+          <w:sz w:val="28"/>
+        </w:rPr>
+        <w:t xml:space="preserve"> </w:t>
+      </w:r>
+      <w:r>
+        <w:rPr>
+          <w:b/>
+          <w:bCs/>
+          <w:sz w:val="28"/>
+        </w:rPr>
+        <w:t>to change and what must they be set to? How is this case structurally different from</w:t>
+      </w:r>
+      <w:r>
+        <w:rPr>
+          <w:b/>
+          <w:bCs/>
+          <w:sz w:val="28"/>
+        </w:rPr>
+        <w:t xml:space="preserve"> </w:t>
+      </w:r>
+      <w:r>
+        <w:rPr>
+          <w:b/>
+          <w:bCs/>
+          <w:sz w:val="28"/>
+        </w:rPr>
+        <w:t>deleting a node in the middle?</w:t>
+      </w:r>
+    </w:p>
+    <w:p>
+      <w:pPr>
+        <w:rPr>
+          <w:b/>
+          <w:bCs/>
+          <w:sz w:val="28"/>
+        </w:rPr>
+      </w:pPr>
+      <w:r>
+        <w:rPr>
+          <w:b/>
+          <w:bCs/>
+          <w:sz w:val="28"/>
+        </w:rPr>
+        <w:t xml:space="preserve">ANS: </w:t>
+      </w:r>
+    </w:p>
+    <w:p>
+      <w:pPr>
+        <w:rPr>
+          <w:sz w:val="28"/>
+        </w:rPr>
+      </w:pPr>
+      <w:r>
+        <w:rPr>
+          <w:sz w:val="28"/>
+        </w:rPr>
+        <w:t xml:space="preserve">If the node to be deleted is the </w:t>
+      </w:r>
+      <w:r>
+        <w:rPr>
+          <w:b/>
+          <w:bCs/>
+          <w:sz w:val="28"/>
+        </w:rPr>
+        <w:t>only node</w:t>
+      </w:r>
+      <w:r>
+        <w:rPr>
+          <w:sz w:val="28"/>
+        </w:rPr>
+        <w:t>, only the head pointer needs to change.</w:t>
+      </w:r>
+      <w:r>
+        <w:rPr>
+          <w:sz w:val="28"/>
+        </w:rPr>
+        <w:t xml:space="preserve"> </w:t>
+      </w:r>
+      <w:r>
+        <w:rPr>
+          <w:sz w:val="28"/>
+        </w:rPr>
+        <w:t>It must be set to NULL, making the list empty.</w:t>
+      </w:r>
+      <w:r>
+        <w:rPr>
+          <w:sz w:val="28"/>
+        </w:rPr>
+        <w:t xml:space="preserve"> </w:t>
+      </w:r>
+      <w:r>
+        <w:rPr>
+          <w:sz w:val="28"/>
+        </w:rPr>
+        <w:t>No other node's pointer needs to be modified because there is no previous or next node.</w:t>
+      </w:r>
+      <w:r>
+        <w:rPr>
+          <w:sz w:val="28"/>
+        </w:rPr>
+        <w:t xml:space="preserve"> </w:t>
+      </w:r>
+      <w:r>
+        <w:rPr>
+          <w:sz w:val="28"/>
+        </w:rPr>
+        <w:t>In contrast, deleting a middle node requires changing the</w:t>
+      </w:r>
+      <w:r>
+        <w:rPr>
+          <w:sz w:val="28"/>
+        </w:rPr>
+        <w:t xml:space="preserve"> </w:t>
+      </w:r>
+      <w:r>
+        <w:rPr>
+          <w:sz w:val="28"/>
+        </w:rPr>
+        <w:t>previous node's next pointer to skip the deleted node.</w:t>
+      </w:r>
+    </w:p>
+    <w:p>
+      <w:pPr>
+        <w:rPr>
+          <w:b/>
+          <w:bCs/>
+          <w:sz w:val="28"/>
+          <w:u w:val="single"/>
+        </w:rPr>
+      </w:pPr>
+      <w:proofErr w:type="spellStart"/>
+      <w:r>
+        <w:rPr>
+          <w:b/>
+          <w:bCs/>
+          <w:sz w:val="28"/>
+          <w:u w:val="single"/>
+        </w:rPr>
+        <w:t>Github</w:t>
+      </w:r>
+      <w:proofErr w:type="spellEnd"/>
+      <w:r>
+        <w:rPr>
+          <w:b/>
+          <w:bCs/>
+          <w:sz w:val="28"/>
+          <w:u w:val="single"/>
+        </w:rPr>
+        <w:t xml:space="preserve"> Link:</w:t>
+      </w:r>
+    </w:p>
+    <w:p>
+      <w:pPr>
+        <w:rPr>
+          <w:b/>
+          <w:bCs/>
+          <w:sz w:val="28"/>
+        </w:rPr>
+      </w:pPr>
+      <w:hyperlink r:id="rId11" w:history="1">
+        <w:r>
+          <w:rPr>
+            <w:rStyle w:val="Hyperlink"/>
+            <w:b/>
+            <w:bCs/>
+            <w:sz w:val="28"/>
+          </w:rPr>
+          <w:t>https://github.com/dhanvi-219/FDSA/tree/main/Practical%204</w:t>
+        </w:r>
+      </w:hyperlink>
+      <w:r>
+        <w:rPr>
+          <w:b/>
+          <w:bCs/>
+          <w:sz w:val="28"/>
+        </w:rPr>
+        <w:t xml:space="preserve"> </w:t>
+      </w:r>
+    </w:p>
+    <w:p>
+      <w:pPr>
+        <w:rPr>
+          <w:b/>
+          <w:bCs/>
+          <w:sz w:val="28"/>
+          <w:u w:val="single"/>
+        </w:rPr>
+      </w:pPr>
+    </w:p>
+    <w:p>
+      <w:pPr>
+        <w:rPr>
           <w:lang w:val="en-US"/>
         </w:rPr>
       </w:pPr>
@@ -232,7 +1374,7 @@
       </w:pPr>
     </w:p>
     <w:sectPr>
-      <w:headerReference w:type="default" r:id="rId7"/>
+      <w:headerReference w:type="default" r:id="rId12"/>
       <w:pgSz w:w="11906" w:h="16838"/>
       <w:pgMar w:top="1440" w:right="1440" w:bottom="1440" w:left="1440" w:header="708" w:footer="708" w:gutter="0"/>
       <w:cols w:space="708"/>
@@ -243,7 +1385,7 @@
 </file>
 
 <file path=word/endnotes.xml><?xml version="1.0" encoding="utf-8"?>
-<w:endnotes xmlns:wpc="http://schemas.microsoft.com/office/word/2010/wordprocessingCanvas" xmlns:cx="http://schemas.microsoft.com/office/drawing/2014/chartex" xmlns:cx1="http://schemas.microsoft.com/office/drawing/2015/9/8/chartex" xmlns:cx2="http://schemas.microsoft.com/office/drawing/2015/10/21/chartex" xmlns:cx3="http://schemas.microsoft.com/office/drawing/2016/5/9/chartex" xmlns:cx4="http://schemas.microsoft.com/office/drawing/2016/5/10/chartex" xmlns:cx5="http://schemas.microsoft.com/office/drawing/2016/5/11/chartex" xmlns:cx6="http://schemas.microsoft.com/office/drawing/2016/5/12/chartex" xmlns:cx7="http://schemas.microsoft.com/office/drawing/2016/5/13/chartex" xmlns:cx8="http://schemas.microsoft.com/office/drawing/2016/5/14/chartex" xmlns:mc="http://schemas.openxmlformats.org/markup-compatibility/2006" xmlns:aink="http://schemas.microsoft.com/office/drawing/2016/ink" xmlns:am3d="http://schemas.microsoft.com/office/drawing/2017/model3d" xmlns:o="urn:schemas-microsoft-com:office:office" xmlns:oel="http://schemas.microsoft.com/office/2019/extlst" xmlns:r="http://schemas.openxmlformats.org/officeDocument/2006/relationships" xmlns:m="http://schemas.openxmlformats.org/officeDocument/2006/math" xmlns:v="urn:schemas-microsoft-com:vml" xmlns:wp14="http://schemas.microsoft.com/office/word/2010/wordprocessingDrawing" xmlns:wp="http://schemas.openxmlformats.org/drawingml/2006/wordprocessingDrawing" xmlns:w10="urn:schemas-microsoft-com:office:word" xmlns:w="http://schemas.openxmlformats.org/wordprocessingml/2006/main" xmlns:w14="http://schemas.microsoft.com/office/word/2010/wordml" xmlns:w15="http://schemas.microsoft.com/office/word/2012/wordml" xmlns:w16cei="http://schemas.microsoft.com/office/word/2026/wordml/cei" xmlns:w16cex="http://schemas.microsoft.com/office/word/2018/wordml/cex" xmlns:w16cid="http://schemas.microsoft.com/office/word/2016/wordml/cid" xmlns:w16="http://schemas.microsoft.com/office/word/2018/wordml" xmlns:w16du="http://schemas.microsoft.com/office/word/2023/wordml/word16du" xmlns:w16sdtdh="http://schemas.microsoft.com/office/word/2020/wordml/sdtdatahash" xmlns:w16sdtfl="http://schemas.microsoft.com/office/word/2024/wordml/sdtformatlock" xmlns:w16se="http://schemas.microsoft.com/office/word/2015/wordml/symex" xmlns:wpg="http://schemas.microsoft.com/office/word/2010/wordprocessingGroup" xmlns:wpi="http://schemas.microsoft.com/office/word/2010/wordprocessingInk" xmlns:wne="http://schemas.microsoft.com/office/word/2006/wordml" xmlns:wps="http://schemas.microsoft.com/office/word/2010/wordprocessingShape" mc:Ignorable="w14 w15 w16se w16cid w16 w16cex w16sdtdh w16sdtfl w16du wp14">
+<w:endnotes xmlns:wpc="http://schemas.microsoft.com/office/word/2010/wordprocessingCanvas" xmlns:cx="http://schemas.microsoft.com/office/drawing/2014/chartex" xmlns:cx1="http://schemas.microsoft.com/office/drawing/2015/9/8/chartex" xmlns:cx2="http://schemas.microsoft.com/office/drawing/2015/10/21/chartex" xmlns:cx3="http://schemas.microsoft.com/office/drawing/2016/5/9/chartex" xmlns:cx4="http://schemas.microsoft.com/office/drawing/2016/5/10/chartex" xmlns:cx5="http://schemas.microsoft.com/office/drawing/2016/5/11/chartex" xmlns:cx6="http://schemas.microsoft.com/office/drawing/2016/5/12/chartex" xmlns:cx7="http://schemas.microsoft.com/office/drawing/2016/5/13/chartex" xmlns:cx8="http://schemas.microsoft.com/office/drawing/2016/5/14/chartex" xmlns:mc="http://schemas.openxmlformats.org/markup-compatibility/2006" xmlns:aink="http://schemas.microsoft.com/office/drawing/2016/ink" xmlns:am3d="http://schemas.microsoft.com/office/drawing/2017/model3d" xmlns:o="urn:schemas-microsoft-com:office:office" xmlns:oel="http://schemas.microsoft.com/office/2019/extlst" xmlns:r="http://schemas.openxmlformats.org/officeDocument/2006/relationships" xmlns:m="http://schemas.openxmlformats.org/officeDocument/2006/math" xmlns:v="urn:schemas-microsoft-com:vml" xmlns:wp14="http://schemas.microsoft.com/office/word/2010/wordprocessingDrawing" xmlns:wp="http://schemas.openxmlformats.org/drawingml/2006/wordprocessingDrawing" xmlns:w10="urn:schemas-microsoft-com:office:word" xmlns:w="http://schemas.openxmlformats.org/wordprocessingml/2006/main" xmlns:w14="http://schemas.microsoft.com/office/word/2010/wordml" xmlns:w15="http://schemas.microsoft.com/office/word/2012/wordml" xmlns:w16cex="http://schemas.microsoft.com/office/word/2018/wordml/cex" xmlns:w16cid="http://schemas.microsoft.com/office/word/2016/wordml/cid" xmlns:w16="http://schemas.microsoft.com/office/word/2018/wordml" xmlns:w16du="http://schemas.microsoft.com/office/word/2023/wordml/word16du" xmlns:w16sdtdh="http://schemas.microsoft.com/office/word/2020/wordml/sdtdatahash" xmlns:w16sdtfl="http://schemas.microsoft.com/office/word/2024/wordml/sdtformatlock" xmlns:w16se="http://schemas.microsoft.com/office/word/2015/wordml/symex" xmlns:wpg="http://schemas.microsoft.com/office/word/2010/wordprocessingGroup" xmlns:wpi="http://schemas.microsoft.com/office/word/2010/wordprocessingInk" xmlns:wne="http://schemas.microsoft.com/office/word/2006/wordml" xmlns:wps="http://schemas.microsoft.com/office/word/2010/wordprocessingShape" mc:Ignorable="w14 w15 w16se w16cid w16 w16cex w16sdtdh w16sdtfl w16du wp14">
   <w:endnote w:type="separator" w:id="-1">
     <w:p>
       <w:pPr>
@@ -268,7 +1410,7 @@
 </file>
 
 <file path=word/footnotes.xml><?xml version="1.0" encoding="utf-8"?>
-<w:footnotes xmlns:wpc="http://schemas.microsoft.com/office/word/2010/wordprocessingCanvas" xmlns:cx="http://schemas.microsoft.com/office/drawing/2014/chartex" xmlns:cx1="http://schemas.microsoft.com/office/drawing/2015/9/8/chartex" xmlns:cx2="http://schemas.microsoft.com/office/drawing/2015/10/21/chartex" xmlns:cx3="http://schemas.microsoft.com/office/drawing/2016/5/9/chartex" xmlns:cx4="http://schemas.microsoft.com/office/drawing/2016/5/10/chartex" xmlns:cx5="http://schemas.microsoft.com/office/drawing/2016/5/11/chartex" xmlns:cx6="http://schemas.microsoft.com/office/drawing/2016/5/12/chartex" xmlns:cx7="http://schemas.microsoft.com/office/drawing/2016/5/13/chartex" xmlns:cx8="http://schemas.microsoft.com/office/drawing/2016/5/14/chartex" xmlns:mc="http://schemas.openxmlformats.org/markup-compatibility/2006" xmlns:aink="http://schemas.microsoft.com/office/drawing/2016/ink" xmlns:am3d="http://schemas.microsoft.com/office/drawing/2017/model3d" xmlns:o="urn:schemas-microsoft-com:office:office" xmlns:oel="http://schemas.microsoft.com/office/2019/extlst" xmlns:r="http://schemas.openxmlformats.org/officeDocument/2006/relationships" xmlns:m="http://schemas.openxmlformats.org/officeDocument/2006/math" xmlns:v="urn:schemas-microsoft-com:vml" xmlns:wp14="http://schemas.microsoft.com/office/word/2010/wordprocessingDrawing" xmlns:wp="http://schemas.openxmlformats.org/drawingml/2006/wordprocessingDrawing" xmlns:w10="urn:schemas-microsoft-com:office:word" xmlns:w="http://schemas.openxmlformats.org/wordprocessingml/2006/main" xmlns:w14="http://schemas.microsoft.com/office/word/2010/wordml" xmlns:w15="http://schemas.microsoft.com/office/word/2012/wordml" xmlns:w16cei="http://schemas.microsoft.com/office/word/2026/wordml/cei" xmlns:w16cex="http://schemas.microsoft.com/office/word/2018/wordml/cex" xmlns:w16cid="http://schemas.microsoft.com/office/word/2016/wordml/cid" xmlns:w16="http://schemas.microsoft.com/office/word/2018/wordml" xmlns:w16du="http://schemas.microsoft.com/office/word/2023/wordml/word16du" xmlns:w16sdtdh="http://schemas.microsoft.com/office/word/2020/wordml/sdtdatahash" xmlns:w16sdtfl="http://schemas.microsoft.com/office/word/2024/wordml/sdtformatlock" xmlns:w16se="http://schemas.microsoft.com/office/word/2015/wordml/symex" xmlns:wpg="http://schemas.microsoft.com/office/word/2010/wordprocessingGroup" xmlns:wpi="http://schemas.microsoft.com/office/word/2010/wordprocessingInk" xmlns:wne="http://schemas.microsoft.com/office/word/2006/wordml" xmlns:wps="http://schemas.microsoft.com/office/word/2010/wordprocessingShape" mc:Ignorable="w14 w15 w16se w16cid w16 w16cex w16sdtdh w16sdtfl w16du wp14">
+<w:footnotes xmlns:wpc="http://schemas.microsoft.com/office/word/2010/wordprocessingCanvas" xmlns:cx="http://schemas.microsoft.com/office/drawing/2014/chartex" xmlns:cx1="http://schemas.microsoft.com/office/drawing/2015/9/8/chartex" xmlns:cx2="http://schemas.microsoft.com/office/drawing/2015/10/21/chartex" xmlns:cx3="http://schemas.microsoft.com/office/drawing/2016/5/9/chartex" xmlns:cx4="http://schemas.microsoft.com/office/drawing/2016/5/10/chartex" xmlns:cx5="http://schemas.microsoft.com/office/drawing/2016/5/11/chartex" xmlns:cx6="http://schemas.microsoft.com/office/drawing/2016/5/12/chartex" xmlns:cx7="http://schemas.microsoft.com/office/drawing/2016/5/13/chartex" xmlns:cx8="http://schemas.microsoft.com/office/drawing/2016/5/14/chartex" xmlns:mc="http://schemas.openxmlformats.org/markup-compatibility/2006" xmlns:aink="http://schemas.microsoft.com/office/drawing/2016/ink" xmlns:am3d="http://schemas.microsoft.com/office/drawing/2017/model3d" xmlns:o="urn:schemas-microsoft-com:office:office" xmlns:oel="http://schemas.microsoft.com/office/2019/extlst" xmlns:r="http://schemas.openxmlformats.org/officeDocument/2006/relationships" xmlns:m="http://schemas.openxmlformats.org/officeDocument/2006/math" xmlns:v="urn:schemas-microsoft-com:vml" xmlns:wp14="http://schemas.microsoft.com/office/word/2010/wordprocessingDrawing" xmlns:wp="http://schemas.openxmlformats.org/drawingml/2006/wordprocessingDrawing" xmlns:w10="urn:schemas-microsoft-com:office:word" xmlns:w="http://schemas.openxmlformats.org/wordprocessingml/2006/main" xmlns:w14="http://schemas.microsoft.com/office/word/2010/wordml" xmlns:w15="http://schemas.microsoft.com/office/word/2012/wordml" xmlns:w16cex="http://schemas.microsoft.com/office/word/2018/wordml/cex" xmlns:w16cid="http://schemas.microsoft.com/office/word/2016/wordml/cid" xmlns:w16="http://schemas.microsoft.com/office/word/2018/wordml" xmlns:w16du="http://schemas.microsoft.com/office/word/2023/wordml/word16du" xmlns:w16sdtdh="http://schemas.microsoft.com/office/word/2020/wordml/sdtdatahash" xmlns:w16sdtfl="http://schemas.microsoft.com/office/word/2024/wordml/sdtformatlock" xmlns:w16se="http://schemas.microsoft.com/office/word/2015/wordml/symex" xmlns:wpg="http://schemas.microsoft.com/office/word/2010/wordprocessingGroup" xmlns:wpi="http://schemas.microsoft.com/office/word/2010/wordprocessingInk" xmlns:wne="http://schemas.microsoft.com/office/word/2006/wordml" xmlns:wps="http://schemas.microsoft.com/office/word/2010/wordprocessingShape" mc:Ignorable="w14 w15 w16se w16cid w16 w16cex w16sdtdh w16sdtfl w16du wp14">
   <w:footnote w:type="separator" w:id="-1">
     <w:p>
       <w:pPr>
@@ -293,16 +1435,13 @@
 </file>
 
 <file path=word/header1.xml><?xml version="1.0" encoding="utf-8"?>
-<w:hdr xmlns:wpc="http://schemas.microsoft.com/office/word/2010/wordprocessingCanvas" xmlns:cx="http://schemas.microsoft.com/office/drawing/2014/chartex" xmlns:cx1="http://schemas.microsoft.com/office/drawing/2015/9/8/chartex" xmlns:cx2="http://schemas.microsoft.com/office/drawing/2015/10/21/chartex" xmlns:cx3="http://schemas.microsoft.com/office/drawing/2016/5/9/chartex" xmlns:cx4="http://schemas.microsoft.com/office/drawing/2016/5/10/chartex" xmlns:cx5="http://schemas.microsoft.com/office/drawing/2016/5/11/chartex" xmlns:cx6="http://schemas.microsoft.com/office/drawing/2016/5/12/chartex" xmlns:cx7="http://schemas.microsoft.com/office/drawing/2016/5/13/chartex" xmlns:cx8="http://schemas.microsoft.com/office/drawing/2016/5/14/chartex" xmlns:mc="http://schemas.openxmlformats.org/markup-compatibility/2006" xmlns:aink="http://schemas.microsoft.com/office/drawing/2016/ink" xmlns:am3d="http://schemas.microsoft.com/office/drawing/2017/model3d" xmlns:o="urn:schemas-microsoft-com:office:office" xmlns:oel="http://schemas.microsoft.com/office/2019/extlst" xmlns:r="http://schemas.openxmlformats.org/officeDocument/2006/relationships" xmlns:m="http://schemas.openxmlformats.org/officeDocument/2006/math" xmlns:v="urn:schemas-microsoft-com:vml" xmlns:wp14="http://schemas.microsoft.com/office/word/2010/wordprocessingDrawing" xmlns:wp="http://schemas.openxmlformats.org/drawingml/2006/wordprocessingDrawing" xmlns:w10="urn:schemas-microsoft-com:office:word" xmlns:w="http://schemas.openxmlformats.org/wordprocessingml/2006/main" xmlns:w14="http://schemas.microsoft.com/office/word/2010/wordml" xmlns:w15="http://schemas.microsoft.com/office/word/2012/wordml" xmlns:w16cei="http://schemas.microsoft.com/office/word/2026/wordml/cei" xmlns:w16cex="http://schemas.microsoft.com/office/word/2018/wordml/cex" xmlns:w16cid="http://schemas.microsoft.com/office/word/2016/wordml/cid" xmlns:w16="http://schemas.microsoft.com/office/word/2018/wordml" xmlns:w16du="http://schemas.microsoft.com/office/word/2023/wordml/word16du" xmlns:w16sdtdh="http://schemas.microsoft.com/office/word/2020/wordml/sdtdatahash" xmlns:w16sdtfl="http://schemas.microsoft.com/office/word/2024/wordml/sdtformatlock" xmlns:w16se="http://schemas.microsoft.com/office/word/2015/wordml/symex" xmlns:wpg="http://schemas.microsoft.com/office/word/2010/wordprocessingGroup" xmlns:wpi="http://schemas.microsoft.com/office/word/2010/wordprocessingInk" xmlns:wne="http://schemas.microsoft.com/office/word/2006/wordml" xmlns:wps="http://schemas.microsoft.com/office/word/2010/wordprocessingShape" mc:Ignorable="w14 w15 w16se w16cid w16 w16cex w16sdtdh w16sdtfl w16du wp14">
+<w:hdr xmlns:wpc="http://schemas.microsoft.com/office/word/2010/wordprocessingCanvas" xmlns:cx="http://schemas.microsoft.com/office/drawing/2014/chartex" xmlns:cx1="http://schemas.microsoft.com/office/drawing/2015/9/8/chartex" xmlns:cx2="http://schemas.microsoft.com/office/drawing/2015/10/21/chartex" xmlns:cx3="http://schemas.microsoft.com/office/drawing/2016/5/9/chartex" xmlns:cx4="http://schemas.microsoft.com/office/drawing/2016/5/10/chartex" xmlns:cx5="http://schemas.microsoft.com/office/drawing/2016/5/11/chartex" xmlns:cx6="http://schemas.microsoft.com/office/drawing/2016/5/12/chartex" xmlns:cx7="http://schemas.microsoft.com/office/drawing/2016/5/13/chartex" xmlns:cx8="http://schemas.microsoft.com/office/drawing/2016/5/14/chartex" xmlns:mc="http://schemas.openxmlformats.org/markup-compatibility/2006" xmlns:aink="http://schemas.microsoft.com/office/drawing/2016/ink" xmlns:am3d="http://schemas.microsoft.com/office/drawing/2017/model3d" xmlns:o="urn:schemas-microsoft-com:office:office" xmlns:oel="http://schemas.microsoft.com/office/2019/extlst" xmlns:r="http://schemas.openxmlformats.org/officeDocument/2006/relationships" xmlns:m="http://schemas.openxmlformats.org/officeDocument/2006/math" xmlns:v="urn:schemas-microsoft-com:vml" xmlns:wp14="http://schemas.microsoft.com/office/word/2010/wordprocessingDrawing" xmlns:wp="http://schemas.openxmlformats.org/drawingml/2006/wordprocessingDrawing" xmlns:w10="urn:schemas-microsoft-com:office:word" xmlns:w="http://schemas.openxmlformats.org/wordprocessingml/2006/main" xmlns:w14="http://schemas.microsoft.com/office/word/2010/wordml" xmlns:w15="http://schemas.microsoft.com/office/word/2012/wordml" xmlns:w16cex="http://schemas.microsoft.com/office/word/2018/wordml/cex" xmlns:w16cid="http://schemas.microsoft.com/office/word/2016/wordml/cid" xmlns:w16="http://schemas.microsoft.com/office/word/2018/wordml" xmlns:w16du="http://schemas.microsoft.com/office/word/2023/wordml/word16du" xmlns:w16sdtdh="http://schemas.microsoft.com/office/word/2020/wordml/sdtdatahash" xmlns:w16sdtfl="http://schemas.microsoft.com/office/word/2024/wordml/sdtformatlock" xmlns:w16se="http://schemas.microsoft.com/office/word/2015/wordml/symex" xmlns:wpg="http://schemas.microsoft.com/office/word/2010/wordprocessingGroup" xmlns:wpi="http://schemas.microsoft.com/office/word/2010/wordprocessingInk" xmlns:wne="http://schemas.microsoft.com/office/word/2006/wordml" xmlns:wps="http://schemas.microsoft.com/office/word/2010/wordprocessingShape" mc:Ignorable="w14 w15 w16se w16cid w16 w16cex w16sdtdh w16sdtfl w16du wp14">
   <w:p>
     <w:pPr>
       <w:pStyle w:val="Header"/>
     </w:pPr>
     <w:r>
-      <w:t xml:space="preserve">CSUC201: Fundamentals of data structure and algorithms                                         </w:t>
-    </w:r>
-    <w:r>
-      <w:t>25DIT003</w:t>
+      <w:t>CSUC201: Fundamentals of data structure and algorithms                                         25DIT003</w:t>
     </w:r>
   </w:p>
 </w:hdr>
@@ -1268,6 +2407,29 @@
     <w:uiPriority w:val="99"/>
     <w:rsid w:val="00C34477"/>
   </w:style>
+  <w:style w:type="character" w:styleId="Hyperlink">
+    <w:name w:val="Hyperlink"/>
+    <w:basedOn w:val="DefaultParagraphFont"/>
+    <w:uiPriority w:val="99"/>
+    <w:unhideWhenUsed/>
+    <w:rsid w:val="007A6FCC"/>
+    <w:rPr>
+      <w:color w:val="467886" w:themeColor="hyperlink"/>
+      <w:u w:val="single"/>
+    </w:rPr>
+  </w:style>
+  <w:style w:type="character" w:styleId="UnresolvedMention">
+    <w:name w:val="Unresolved Mention"/>
+    <w:basedOn w:val="DefaultParagraphFont"/>
+    <w:uiPriority w:val="99"/>
+    <w:semiHidden/>
+    <w:unhideWhenUsed/>
+    <w:rsid w:val="007A6FCC"/>
+    <w:rPr>
+      <w:color w:val="605E5C"/>
+      <w:shd w:val="clear" w:color="auto" w:fill="E1DFDD"/>
+    </w:rPr>
+  </w:style>
 </w:styles>
 </file>
 
